--- a/public/Mandat - SAINT-PIERRE.docx
+++ b/public/Mandat - SAINT-PIERRE.docx
@@ -334,7 +334,7 @@
     <w:p>
       <w:pPr>
         <w:pStyle w:val="ParagraphStyle10"/>
-        <w:framePr w:w="6799" w:h="211" w:hRule="exact" w:wrap="none" w:vAnchor="page" w:hAnchor="margin" w:x="2519" w:y="5231"/>
+        <w:framePr w:w="6799" w:h="211" w:hRule="exact" w:wrap="none" w:vAnchor="page" w:hAnchor="page" w:x="3578" w:y="5548"/>
         <w:rPr>
           <w:rStyle w:val="CharacterStyle6"/>
           <w:color w:val="auto"/>
@@ -373,7 +373,7 @@
     <w:p>
       <w:pPr>
         <w:pStyle w:val="ParagraphStyle10"/>
-        <w:framePr w:w="1180" w:h="211" w:hRule="exact" w:wrap="none" w:vAnchor="page" w:hAnchor="margin" w:x="2519" w:y="5515"/>
+        <w:framePr w:w="1180" w:h="211" w:hRule="exact" w:wrap="none" w:vAnchor="page" w:hAnchor="page" w:x="3591" w:y="5845"/>
         <w:rPr>
           <w:rStyle w:val="CharacterStyle6"/>
         </w:rPr>
@@ -1143,6 +1143,55 @@
         <w:t>Vos droits concernant le présent mandat sont expliqués dans un document que vous pouvez obtenir auprès de votre banque.</w:t>
       </w:r>
     </w:p>
+    <w:tbl>
+      <w:tblPr>
+        <w:tblStyle w:val="Grilledutableau"/>
+        <w:tblpPr w:leftFromText="141" w:rightFromText="141" w:vertAnchor="page" w:horzAnchor="page" w:tblpX="3577" w:tblpY="5221"/>
+        <w:tblW w:w="0" w:type="auto"/>
+        <w:tblLook w:val="04A0" w:firstRow="1" w:lastRow="0" w:firstColumn="1" w:lastColumn="0" w:noHBand="0" w:noVBand="1"/>
+      </w:tblPr>
+      <w:tblGrid>
+        <w:gridCol w:w="7007"/>
+      </w:tblGrid>
+      <w:tr>
+        <w:trPr>
+          <w:trHeight w:val="236"/>
+        </w:trPr>
+        <w:tc>
+          <w:tcPr>
+            <w:tcW w:w="7007" w:type="dxa"/>
+            <w:tcBorders>
+              <w:top w:val="nil"/>
+              <w:left w:val="nil"/>
+              <w:bottom w:val="nil"/>
+              <w:right w:val="nil"/>
+            </w:tcBorders>
+          </w:tcPr>
+          <w:p>
+            <w:pPr>
+              <w:pStyle w:val="ParagraphStyle10"/>
+              <w:tabs>
+                <w:tab w:val="left" w:pos="1085"/>
+              </w:tabs>
+              <w:rPr>
+                <w:rStyle w:val="CharacterStyle17"/>
+                <w:color w:val="auto"/>
+                <w:sz w:val="20"/>
+                <w:szCs w:val="20"/>
+              </w:rPr>
+            </w:pPr>
+            <w:r>
+              <w:rPr>
+                <w:rFonts w:ascii="Microsoft Sans Serif" w:eastAsia="Microsoft Sans Serif" w:hAnsi="Microsoft Sans Serif" w:cs="Microsoft Sans Serif"/>
+                <w:noProof/>
+                <w:sz w:val="20"/>
+              </w:rPr>
+              <w:t>{adresse_complement}</w:t>
+            </w:r>
+          </w:p>
+        </w:tc>
+      </w:tr>
+    </w:tbl>
     <w:p>
       <w:pPr>
         <w:pStyle w:val="ParagraphStyle22"/>
@@ -1169,6 +1218,21 @@
         </w:rPr>
         <w:t xml:space="preserve"> le {dateSignature} à {heureSignature}</w:t>
       </w:r>
+      <w:r>
+        <w:rPr>
+          <w:rStyle w:val="CharacterStyle17"/>
+        </w:rPr>
+        <w:t xml:space="preserve"> </w:t>
+      </w:r>
+    </w:p>
+    <w:p>
+      <w:pPr>
+        <w:pStyle w:val="ParagraphStyle22"/>
+        <w:framePr w:w="9304" w:h="233" w:hRule="exact" w:wrap="none" w:vAnchor="page" w:hAnchor="margin" w:x="28" w:y="14978"/>
+        <w:rPr>
+          <w:rStyle w:val="CharacterStyle17"/>
+        </w:rPr>
+      </w:pPr>
     </w:p>
     <w:sectPr>
       <w:pgSz w:w="12240" w:h="15840"/>
@@ -1577,7 +1641,6 @@
   <w:style w:type="character" w:default="1" w:styleId="Policepardfaut">
     <w:name w:val="Default Paragraph Font"/>
     <w:uiPriority w:val="1"/>
-    <w:semiHidden/>
     <w:unhideWhenUsed/>
   </w:style>
   <w:style w:type="table" w:default="1" w:styleId="TableauNormal">
@@ -2038,6 +2101,22 @@
         <w:right w:val="single" w:sz="4" w:space="0" w:color="000000"/>
         <w:insideH w:val="single" w:sz="4" w:space="0" w:color="000000"/>
         <w:insideV w:val="single" w:sz="4" w:space="0" w:color="000000"/>
+      </w:tblBorders>
+    </w:tblPr>
+  </w:style>
+  <w:style w:type="table" w:styleId="Grilledutableau">
+    <w:name w:val="Table Grid"/>
+    <w:basedOn w:val="TableauNormal"/>
+    <w:uiPriority w:val="39"/>
+    <w:rsid w:val="00F24058"/>
+    <w:tblPr>
+      <w:tblBorders>
+        <w:top w:val="single" w:sz="4" w:space="0" w:color="auto"/>
+        <w:left w:val="single" w:sz="4" w:space="0" w:color="auto"/>
+        <w:bottom w:val="single" w:sz="4" w:space="0" w:color="auto"/>
+        <w:right w:val="single" w:sz="4" w:space="0" w:color="auto"/>
+        <w:insideH w:val="single" w:sz="4" w:space="0" w:color="auto"/>
+        <w:insideV w:val="single" w:sz="4" w:space="0" w:color="auto"/>
       </w:tblBorders>
     </w:tblPr>
   </w:style>
